--- a/rapports/2026-06-06/EQ31/EQ31_sup_v2/DR_malforme_1_03202E_11/74-19-20-34.docx
+++ b/rapports/2026-06-06/EQ31/EQ31_sup_v2/DR_malforme_1_03202E_11/74-19-20-34.docx
@@ -297,7 +297,7 @@
           <w:color w:val="1F6FEB"/>
           <w:sz w:val="22"/>
         </w:rPr>
-        <w:t>⚠ INCOHÉRENCES À CORRIGER (142)</w:t>
+        <w:t>⚠ INCOHÉRENCES À CORRIGER (139)</w:t>
       </w:r>
     </w:p>
     <w:tbl>
@@ -665,7 +665,7 @@
                 <w:i w:val="0"/>
                 <w:sz w:val="17"/>
               </w:rPr>
-              <w:t>Incohérence!!! seulement les écoles privées paient les frais de scolarité (y compris les frais d'inscription).</w:t>
+              <w:t>Incohérent!! Le niveau d'instruction déclaré par l'un des enfants (Ne sait pas) au niveau de la section 1 de RAMATOULAYE DIAMANKA diffère de celui donné par RAMATOULAYE DIAMANKA lui-même qui affirme ne pas avoir frequenté l'école formelle.</w:t>
             </w:r>
           </w:p>
         </w:tc>
@@ -755,7 +755,7 @@
                 <w:i w:val="0"/>
                 <w:sz w:val="17"/>
               </w:rPr>
-              <w:t>Incohérent!! Le niveau d'instruction déclaré par l'un des enfants (Ne sait pas) au niveau de la section 1 de RAMATOULAYE DIAMANKA diffère de celui donné par RAMATOULAYE DIAMANKA lui-même qui affirme ne pas avoir frequenté l'école formelle.</w:t>
+              <w:t>Incohérent!! Le niveau d'instruction déclaré par l'un des enfants (Primaire) au niveau de la section 1 de SALIOU BALDE diffère de celui donné par SALIOU BALDE lui-même qui affirme ne pas avoir frequenté l'école formelle.</w:t>
             </w:r>
           </w:p>
         </w:tc>
@@ -788,7 +788,7 @@
                 <w:i w:val="0"/>
                 <w:sz w:val="16"/>
               </w:rPr>
-              <w:t>S02</w:t>
+              <w:t>S03</w:t>
               <w:br/>
             </w:r>
             <w:r>
@@ -798,7 +798,7 @@
                 <w:color w:val="64748B"/>
                 <w:sz w:val="14"/>
               </w:rPr>
-              <w:t>Éducation</w:t>
+              <w:t>Santé</w:t>
             </w:r>
           </w:p>
         </w:tc>
@@ -814,7 +814,7 @@
                 <w:color w:val="16A34A"/>
                 <w:sz w:val="16"/>
               </w:rPr>
-              <w:t>—</w:t>
+              <w:t>s03q27</w:t>
             </w:r>
           </w:p>
         </w:tc>
@@ -845,7 +845,7 @@
                 <w:i w:val="0"/>
                 <w:sz w:val="17"/>
               </w:rPr>
-              <w:t>Incohérent!! Le niveau d'instruction déclaré par l'un des enfants (Primaire) au niveau de la section 1 de SALIOU BALDE diffère de celui donné par SALIOU BALDE lui-même qui affirme ne pas avoir frequenté l'école formelle.</w:t>
+              <w:t>Incoherence!!! SALIOU BALDE a eu un problème de santé au cours des 12 derniers mois qui a entrainé au moins une fois une hospitalisation (3.22=Oui) mais la depense liée à ce problème de santé est nulle 0 ou ne sait pas dans la question (s03q27).</w:t>
             </w:r>
           </w:p>
         </w:tc>
@@ -904,7 +904,7 @@
                 <w:color w:val="16A34A"/>
                 <w:sz w:val="16"/>
               </w:rPr>
-              <w:t>s03q27</w:t>
+              <w:t>s03q14, s03q15, s03q17, s03q18, s03q19, s03q20, s03q21</w:t>
             </w:r>
           </w:p>
         </w:tc>
@@ -935,7 +935,7 @@
                 <w:i w:val="0"/>
                 <w:sz w:val="17"/>
               </w:rPr>
-              <w:t>Incoherence!!! SALIOU BALDE a eu un problème de santé au cours des 12 derniers mois qui a entrainé au moins une fois une hospitalisation (3.22=Oui) mais la depense liée à ce problème de santé est nulle 0 ou ne sait pas dans la question (s03q27).</w:t>
+              <w:t>Incoherence!!! HAMADOU BALDE a consulté dans un service de santé ou un guérisseur au cours des 3 derniers mois sans hospitalisation (3.13=Oui) mais la depense liée à cette consultation est nulle 0 ou ne sait pas partout dans les questions (s03q14 s03q15 s03q17 s03q18 s03q19 s03q20 s03q21).</w:t>
             </w:r>
           </w:p>
         </w:tc>
@@ -968,7 +968,7 @@
                 <w:i w:val="0"/>
                 <w:sz w:val="16"/>
               </w:rPr>
-              <w:t>S03</w:t>
+              <w:t>S10</w:t>
               <w:br/>
             </w:r>
             <w:r>
@@ -978,7 +978,7 @@
                 <w:color w:val="64748B"/>
                 <w:sz w:val="14"/>
               </w:rPr>
-              <w:t>Santé</w:t>
+              <w:t>Logement</w:t>
             </w:r>
           </w:p>
         </w:tc>
@@ -994,7 +994,7 @@
                 <w:color w:val="16A34A"/>
                 <w:sz w:val="16"/>
               </w:rPr>
-              <w:t>s03q14, s03q15, s03q17, s03q18, s03q19, s03q20, s03q21</w:t>
+              <w:t>s10q46, s10q47</w:t>
             </w:r>
           </w:p>
         </w:tc>
@@ -1025,7 +1025,7 @@
                 <w:i w:val="0"/>
                 <w:sz w:val="17"/>
               </w:rPr>
-              <w:t>Incoherence!!! HAMADOU BALDE a consulté dans un service de santé ou un guérisseur au cours des 3 derniers mois sans hospitalisation (3.13=Oui) mais la depense liée à cette consultation est nulle 0 ou ne sait pas partout dans les questions (s03q14 s03q15 s03q17 s03q18 s03q19 s03q20 s03q21).</w:t>
+              <w:t>Incohérence!! L'entreprise vente de legumes dit avoir réçu une somme sur la revente de ces marchandises achetées et revendues en état (s10q46 est differnt de 0) mais n'a depensé aucune somme sur l'achat des marchandises revendues en état (s10q47==0), prière de fournir plus d'effort pour estimer le montant obtenu sur la depense de ces marchandises achetées et revendues en état.</w:t>
             </w:r>
           </w:p>
         </w:tc>
@@ -1058,7 +1058,7 @@
                 <w:i w:val="0"/>
                 <w:sz w:val="16"/>
               </w:rPr>
-              <w:t>S10</w:t>
+              <w:t>S11</w:t>
               <w:br/>
             </w:r>
             <w:r>
@@ -1068,7 +1068,7 @@
                 <w:color w:val="64748B"/>
                 <w:sz w:val="14"/>
               </w:rPr>
-              <w:t>Logement</w:t>
+              <w:t>Logement / cadre de vie</w:t>
             </w:r>
           </w:p>
         </w:tc>
@@ -1084,7 +1084,7 @@
                 <w:color w:val="16A34A"/>
                 <w:sz w:val="16"/>
               </w:rPr>
-              <w:t>s10q46, s10q47</w:t>
+              <w:t>—</w:t>
             </w:r>
           </w:p>
         </w:tc>
@@ -1115,7 +1115,7 @@
                 <w:i w:val="0"/>
                 <w:sz w:val="17"/>
               </w:rPr>
-              <w:t>Incohérence!! L'entreprise vente de legumes dit avoir réçu une somme sur la revente de ces marchandises achetées et revendues en état (s10q46 est differnt de 0) mais n'a depensé aucune somme sur l'achat des marchandises revendues en état (s10q47==0), prière de fournir plus d'effort pour estimer le montant obtenu sur la depense de ces marchandises achetées et revendues en état.</w:t>
+              <w:t>Incoherence!! Le ménage a depensé .</w:t>
             </w:r>
           </w:p>
         </w:tc>
@@ -1174,7 +1174,7 @@
                 <w:color w:val="16A34A"/>
                 <w:sz w:val="16"/>
               </w:rPr>
-              <w:t>—</w:t>
+              <w:t>s01q29, s01q31, s04q24, s00q04, s11q21, s09fq03, s09fq011</w:t>
             </w:r>
           </w:p>
         </w:tc>
@@ -1205,7 +1205,7 @@
                 <w:i w:val="0"/>
                 <w:sz w:val="17"/>
               </w:rPr>
-              <w:t>Incoherence!! Le ménage a depensé .</w:t>
+              <w:t>FCFA dans Frais de connexion au réseau de distribution d'eau mais dit ne pas être connecté à un réseau d'eau courante, prière de corriger cette incoherenceAttention!!! Les ménages vivants dans un(e) Maison Basse à KOLDA Rural ont généralement comme principal matériau de construction le/la Ciment/Béton/Pierres de taille, mais celui du ménage de SALIOU BALDE (Banco amélioré/ semi-dur) diffère de celui-ci.</w:t>
             </w:r>
           </w:p>
         </w:tc>
@@ -1238,7 +1238,7 @@
                 <w:i w:val="0"/>
                 <w:sz w:val="16"/>
               </w:rPr>
-              <w:t>S11</w:t>
+              <w:t>S16</w:t>
               <w:br/>
             </w:r>
             <w:r>
@@ -1248,7 +1248,7 @@
                 <w:color w:val="64748B"/>
                 <w:sz w:val="14"/>
               </w:rPr>
-              <w:t>Logement / cadre de vie</w:t>
+              <w:t>Agriculture</w:t>
             </w:r>
           </w:p>
         </w:tc>
@@ -1264,7 +1264,7 @@
                 <w:color w:val="16A34A"/>
                 <w:sz w:val="16"/>
               </w:rPr>
-              <w:t>s01q29, s01q31, s04q24, s00q04, s11q21, s09fq03, s09fq011</w:t>
+              <w:t>s01q02, s02q01__1, s02q02__1, s02q03__1, s02q15, s03q17, s04q28, s04q35d</w:t>
             </w:r>
           </w:p>
         </w:tc>
@@ -1295,7 +1295,7 @@
                 <w:i w:val="0"/>
                 <w:sz w:val="17"/>
               </w:rPr>
-              <w:t>FCFA dans Frais de connexion au réseau de distribution d'eau mais dit ne pas être connecté à un réseau d'eau courante, prière de corriger cette incoherenceAttention!!! Les ménages vivants dans un(e) Maison Basse à KOLDA Rural ont généralement comme principal matériau de construction le/la Ciment/Béton/Pierres de taille, mais celui du ménage de SALIOU BALDE (Banco amélioré/ semi-dur) diffère de celui-ci.</w:t>
+              <w:t>Incoherence! Le nombre de cultures dans la parcelle parcelle de legumes est de 4 cultures qui semble trop élévé ou non renseigné, prière de corriger.</w:t>
             </w:r>
           </w:p>
         </w:tc>
@@ -1354,7 +1354,7 @@
                 <w:color w:val="16A34A"/>
                 <w:sz w:val="16"/>
               </w:rPr>
-              <w:t>s01q02, s02q01__1, s02q02__1, s02q03__1, s02q15, s03q17, s04q28, s04q35d</w:t>
+              <w:t>—</w:t>
             </w:r>
           </w:p>
         </w:tc>
@@ -1385,7 +1385,7 @@
                 <w:i w:val="0"/>
                 <w:sz w:val="17"/>
               </w:rPr>
-              <w:t>Incoherence! Le nombre de cultures dans la parcelle parcelle de legumes est de 4 cultures qui semble trop élévé ou non renseigné, prière de corriger.</w:t>
+              <w:t>Prière de corriger cette incoherence.</w:t>
             </w:r>
           </w:p>
         </w:tc>
@@ -1444,7 +1444,7 @@
                 <w:color w:val="16A34A"/>
                 <w:sz w:val="16"/>
               </w:rPr>
-              <w:t>—</w:t>
+              <w:t>s00q07a, s00q08, s00q10, s00q13_0, s00q15_0, s00q17_0, s00q23a, s00q23b</w:t>
             </w:r>
           </w:p>
         </w:tc>
@@ -1475,7 +1475,7 @@
                 <w:i w:val="0"/>
                 <w:sz w:val="17"/>
               </w:rPr>
-              <w:t>Prière de corriger cette incoherence.</w:t>
+              <w:t>La somme des quantités consommées (0 kg), des quantités offertes (0 kg),  des quantités vendus (0 kg) et des quantités en stock (75 kg) depasse la quantité totale (2 kg) que le ménage a eu après la recolte de Sorgho , prière de corriger cette incoherence.</w:t>
             </w:r>
           </w:p>
         </w:tc>
@@ -1565,7 +1565,7 @@
                 <w:i w:val="0"/>
                 <w:sz w:val="17"/>
               </w:rPr>
-              <w:t>La somme des quantités consommées (0 kg), des quantités offertes (0 kg),  des quantités vendus (0 kg) et des quantités en stock (75 kg) depasse la quantité totale (2 kg) que le ménage a eu après la recolte de Sorgho , prière de corriger cette incoherence.</w:t>
+              <w:t>La somme des quantités consommées (0 kg), des quantités offertes (0 kg),  des quantités vendus (80 kg) et des quantités en stock (10 kg) depasse la quantité totale (25 kg) que le ménage a eu après la recolte de Oseille , prière de corriger cette incoherence.</w:t>
             </w:r>
           </w:p>
         </w:tc>
@@ -1624,7 +1624,7 @@
                 <w:color w:val="16A34A"/>
                 <w:sz w:val="16"/>
               </w:rPr>
-              <w:t>s00q07a, s00q08, s00q10, s00q13_0, s00q15_0, s00q17_0, s00q23a, s00q23b</w:t>
+              <w:t>s16dq05a, s16dq05c</w:t>
             </w:r>
           </w:p>
         </w:tc>
@@ -1655,7 +1655,7 @@
                 <w:i w:val="0"/>
                 <w:sz w:val="17"/>
               </w:rPr>
-              <w:t>La somme des quantités consommées (0 kg), des quantités offertes (0 kg),  des quantités vendus (80 kg) et des quantités en stock (10 kg) depasse la quantité totale (25 kg) que le ménage a eu après la recolte de Oseille , prière de corriger cette incoherence.</w:t>
+              <w:t>La quantité de s16dq05a estimée en Kg est incohérente avec la prise dans la question s16dq05c, prière de bien estimer et mettre la valeur exacte.</w:t>
             </w:r>
           </w:p>
         </w:tc>
@@ -1714,7 +1714,7 @@
                 <w:color w:val="16A34A"/>
                 <w:sz w:val="16"/>
               </w:rPr>
-              <w:t>s16dq05a, s16dq05c</w:t>
+              <w:t>s00q07a, s00q08, s00q10, s00q13_0, s00q15_0, s00q17_0, s00q23a, s00q23b</w:t>
             </w:r>
           </w:p>
         </w:tc>
@@ -1745,7 +1745,7 @@
                 <w:i w:val="0"/>
                 <w:sz w:val="17"/>
               </w:rPr>
-              <w:t>La quantité de s16dq05a estimée en Kg est incohérente avec la prise dans la question s16dq05c, prière de bien estimer et mettre la valeur exacte.</w:t>
+              <w:t>La somme des quantités consommées (0 kg), des quantités offertes (1 kg),  des quantités vendus (10 kg) et des quantités en stock (5 kg) depasse la quantité totale (12 kg) que le ménage a eu après la recolte de Menthe , prière de corriger cette incoherence.</w:t>
             </w:r>
           </w:p>
         </w:tc>
@@ -1835,7 +1835,7 @@
                 <w:i w:val="0"/>
                 <w:sz w:val="17"/>
               </w:rPr>
-              <w:t>La somme des quantités consommées (0 kg), des quantités offertes (1 kg),  des quantités vendus (10 kg) et des quantités en stock (5 kg) depasse la quantité totale (12 kg) que le ménage a eu après la recolte de Menthe , prière de corriger cette incoherence.</w:t>
+              <w:t>La somme des quantités consommées (0 kg), des quantités offertes (25 kg),  des quantités vendus (0 kg) et des quantités en stock (0 kg) depasse la quantité totale (2 kg) que le ménage a eu après la recolte de Maïs , prière de corriger cette incoherence.</w:t>
             </w:r>
           </w:p>
         </w:tc>
@@ -1925,7 +1925,7 @@
                 <w:i w:val="0"/>
                 <w:sz w:val="17"/>
               </w:rPr>
-              <w:t>La somme des quantités consommées (0 kg), des quantités offertes (25 kg),  des quantités vendus (0 kg) et des quantités en stock (0 kg) depasse la quantité totale (2 kg) que le ménage a eu après la recolte de Maïs , prière de corriger cette incoherence.</w:t>
+              <w:t>La somme des quantités consommées (10 kg), des quantités offertes (5 kg),  des quantités vendus (50 kg) et des quantités en stock (10 kg) depasse la quantité totale (2 kg) que le ménage a eu après la recolte de Gombo , prière de corriger cette incoherence.</w:t>
             </w:r>
           </w:p>
         </w:tc>
@@ -2015,7 +2015,7 @@
                 <w:i w:val="0"/>
                 <w:sz w:val="17"/>
               </w:rPr>
-              <w:t>La somme des quantités consommées (10 kg), des quantités offertes (5 kg),  des quantités vendus (50 kg) et des quantités en stock (10 kg) depasse la quantité totale (2 kg) que le ménage a eu après la recolte de Gombo , prière de corriger cette incoherence.</w:t>
+              <w:t>La somme des quantités consommées (50 kg), des quantités offertes (5 kg),  des quantités vendus (35 kg) et des quantités en stock (5 kg) depasse la quantité totale (1 kg) que le ménage a eu après la recolte de Piment , prière de corriger cette incoherence.</w:t>
             </w:r>
           </w:p>
         </w:tc>
@@ -2030,10 +2030,10 @@
               <w:rPr>
                 <w:b/>
                 <w:i w:val="0"/>
-                <w:color w:val="DC2626"/>
-                <w:sz w:val="16"/>
-              </w:rPr>
-              <w:t>Haute</w:t>
+                <w:color w:val="EA580C"/>
+                <w:sz w:val="16"/>
+              </w:rPr>
+              <w:t>Moyenne</w:t>
             </w:r>
           </w:p>
         </w:tc>
@@ -2048,7 +2048,7 @@
                 <w:i w:val="0"/>
                 <w:sz w:val="16"/>
               </w:rPr>
-              <w:t>S16</w:t>
+              <w:t>S00</w:t>
               <w:br/>
             </w:r>
             <w:r>
@@ -2058,7 +2058,7 @@
                 <w:color w:val="64748B"/>
                 <w:sz w:val="14"/>
               </w:rPr>
-              <w:t>Agriculture</w:t>
+              <w:t>Identification</w:t>
             </w:r>
           </w:p>
         </w:tc>
@@ -2074,7 +2074,7 @@
                 <w:color w:val="16A34A"/>
                 <w:sz w:val="16"/>
               </w:rPr>
-              <w:t>s00q07a, s00q08, s00q10, s00q13_0, s00q15_0, s00q17_0, s00q23a, s00q23b</w:t>
+              <w:t>—</w:t>
             </w:r>
           </w:p>
         </w:tc>
@@ -2105,7 +2105,7 @@
                 <w:i w:val="0"/>
                 <w:sz w:val="17"/>
               </w:rPr>
-              <w:t>La somme des quantités consommées (50 kg), des quantités offertes (5 kg),  des quantités vendus (35 kg) et des quantités en stock (5 kg) depasse la quantité totale (1 kg) que le ménage a eu après la recolte de Piment , prière de corriger cette incoherence.</w:t>
+              <w:t>L'adresse ou la localisation du ménage doit être bien renseignée, ne doit pas contenir des numéros de téléphone et elle semble courte pour être une adresse.</w:t>
             </w:r>
           </w:p>
         </w:tc>
@@ -2195,7 +2195,7 @@
                 <w:i w:val="0"/>
                 <w:sz w:val="17"/>
               </w:rPr>
-              <w:t>L'adresse ou la localisation du ménage doit être bien renseignée, ne doit pas contenir des numéros de téléphone et elle semble courte pour être une adresse.</w:t>
+              <w:t>Prière de renseigner la bonne adresse.</w:t>
             </w:r>
           </w:p>
         </w:tc>
@@ -2228,7 +2228,7 @@
                 <w:i w:val="0"/>
                 <w:sz w:val="16"/>
               </w:rPr>
-              <w:t>S00</w:t>
+              <w:t>S01</w:t>
               <w:br/>
             </w:r>
             <w:r>
@@ -2238,7 +2238,7 @@
                 <w:color w:val="64748B"/>
                 <w:sz w:val="14"/>
               </w:rPr>
-              <w:t>Identification</w:t>
+              <w:t>Démographie</w:t>
             </w:r>
           </w:p>
         </w:tc>
@@ -2285,7 +2285,7 @@
                 <w:i w:val="0"/>
                 <w:sz w:val="17"/>
               </w:rPr>
-              <w:t>Prière de renseigner la bonne adresse.</w:t>
+              <w:t>Prière de verifier l'information donnée par ABDOULAYE BALDE ou corriger au niveau de la section 1.</w:t>
             </w:r>
           </w:p>
         </w:tc>
@@ -2344,7 +2344,7 @@
                 <w:color w:val="16A34A"/>
                 <w:sz w:val="16"/>
               </w:rPr>
-              <w:t>—</w:t>
+              <w:t>s01q10_1</w:t>
             </w:r>
           </w:p>
         </w:tc>
@@ -2375,277 +2375,7 @@
                 <w:i w:val="0"/>
                 <w:sz w:val="17"/>
               </w:rPr>
-              <w:t>Prière de verifier l'information donnée par ABDOULAYE BALDE ou corriger au niveau de la section 1.</w:t>
-            </w:r>
-          </w:p>
-        </w:tc>
-      </w:tr>
-      <w:tr>
-        <w:tc>
-          <w:tcPr>
-            <w:tcW w:type="dxa" w:w="964"/>
-          </w:tcPr>
-          <w:p>
-            <w:r>
-              <w:rPr>
-                <w:b/>
-                <w:i w:val="0"/>
-                <w:color w:val="EA580C"/>
-                <w:sz w:val="16"/>
-              </w:rPr>
-              <w:t>Moyenne</w:t>
-            </w:r>
-          </w:p>
-        </w:tc>
-        <w:tc>
-          <w:tcPr>
-            <w:tcW w:type="dxa" w:w="1247"/>
-          </w:tcPr>
-          <w:p>
-            <w:r>
-              <w:rPr>
-                <w:b/>
-                <w:i w:val="0"/>
-                <w:sz w:val="16"/>
-              </w:rPr>
-              <w:t>S01</w:t>
-              <w:br/>
-            </w:r>
-            <w:r>
-              <w:rPr>
-                <w:b w:val="0"/>
-                <w:i w:val="0"/>
-                <w:color w:val="64748B"/>
-                <w:sz w:val="14"/>
-              </w:rPr>
-              <w:t>Démographie</w:t>
-            </w:r>
-          </w:p>
-        </w:tc>
-        <w:tc>
-          <w:tcPr>
-            <w:tcW w:type="dxa" w:w="1531"/>
-          </w:tcPr>
-          <w:p>
-            <w:r>
-              <w:rPr>
-                <w:b/>
-                <w:i w:val="0"/>
-                <w:color w:val="16A34A"/>
-                <w:sz w:val="16"/>
-              </w:rPr>
-              <w:t>s01q10_1</w:t>
-            </w:r>
-          </w:p>
-        </w:tc>
-        <w:tc>
-          <w:tcPr>
-            <w:tcW w:type="dxa" w:w="1191"/>
-          </w:tcPr>
-          <w:p>
-            <w:r>
-              <w:rPr>
-                <w:b w:val="0"/>
-                <w:i w:val="0"/>
-                <w:color w:val="64748B"/>
-                <w:sz w:val="16"/>
-              </w:rPr>
-              <w:t>GT-CQ</w:t>
-            </w:r>
-          </w:p>
-        </w:tc>
-        <w:tc>
-          <w:tcPr>
-            <w:tcW w:type="dxa" w:w="4706"/>
-          </w:tcPr>
-          <w:p>
-            <w:r>
-              <w:rPr>
-                <w:b w:val="0"/>
-                <w:i w:val="0"/>
-                <w:sz w:val="17"/>
-              </w:rPr>
               <w:t>La taille du ménage lors de l'enquête principale (7) de ce ménage est inférieur à la taille du denombrement (17), prière de fournir des explications concrètes ou aller revisiter le ménage.</w:t>
-            </w:r>
-          </w:p>
-        </w:tc>
-      </w:tr>
-      <w:tr>
-        <w:tc>
-          <w:tcPr>
-            <w:tcW w:type="dxa" w:w="964"/>
-          </w:tcPr>
-          <w:p>
-            <w:r>
-              <w:rPr>
-                <w:b/>
-                <w:i w:val="0"/>
-                <w:color w:val="EA580C"/>
-                <w:sz w:val="16"/>
-              </w:rPr>
-              <w:t>Moyenne</w:t>
-            </w:r>
-          </w:p>
-        </w:tc>
-        <w:tc>
-          <w:tcPr>
-            <w:tcW w:type="dxa" w:w="1247"/>
-          </w:tcPr>
-          <w:p>
-            <w:r>
-              <w:rPr>
-                <w:b/>
-                <w:i w:val="0"/>
-                <w:sz w:val="16"/>
-              </w:rPr>
-              <w:t>S02</w:t>
-              <w:br/>
-            </w:r>
-            <w:r>
-              <w:rPr>
-                <w:b w:val="0"/>
-                <w:i w:val="0"/>
-                <w:color w:val="64748B"/>
-                <w:sz w:val="14"/>
-              </w:rPr>
-              <w:t>Éducation</w:t>
-            </w:r>
-          </w:p>
-        </w:tc>
-        <w:tc>
-          <w:tcPr>
-            <w:tcW w:type="dxa" w:w="1531"/>
-          </w:tcPr>
-          <w:p>
-            <w:r>
-              <w:rPr>
-                <w:b/>
-                <w:i w:val="0"/>
-                <w:color w:val="16A34A"/>
-                <w:sz w:val="16"/>
-              </w:rPr>
-              <w:t>—</w:t>
-            </w:r>
-          </w:p>
-        </w:tc>
-        <w:tc>
-          <w:tcPr>
-            <w:tcW w:type="dxa" w:w="1191"/>
-          </w:tcPr>
-          <w:p>
-            <w:r>
-              <w:rPr>
-                <w:b w:val="0"/>
-                <w:i w:val="0"/>
-                <w:color w:val="64748B"/>
-                <w:sz w:val="16"/>
-              </w:rPr>
-              <w:t>GT-CQ</w:t>
-            </w:r>
-          </w:p>
-        </w:tc>
-        <w:tc>
-          <w:tcPr>
-            <w:tcW w:type="dxa" w:w="4706"/>
-          </w:tcPr>
-          <w:p>
-            <w:r>
-              <w:rPr>
-                <w:b w:val="0"/>
-                <w:i w:val="0"/>
-                <w:sz w:val="17"/>
-              </w:rPr>
-              <w:t>veuillez, s'il vous plait, confirmer les frais de scolarité ( 1000 FCFA) payée de DIENABOU BALDE avec le QG ou apporter les corrections nécessaires.</w:t>
-            </w:r>
-          </w:p>
-        </w:tc>
-      </w:tr>
-      <w:tr>
-        <w:tc>
-          <w:tcPr>
-            <w:tcW w:type="dxa" w:w="964"/>
-          </w:tcPr>
-          <w:p>
-            <w:r>
-              <w:rPr>
-                <w:b/>
-                <w:i w:val="0"/>
-                <w:color w:val="EA580C"/>
-                <w:sz w:val="16"/>
-              </w:rPr>
-              <w:t>Moyenne</w:t>
-            </w:r>
-          </w:p>
-        </w:tc>
-        <w:tc>
-          <w:tcPr>
-            <w:tcW w:type="dxa" w:w="1247"/>
-          </w:tcPr>
-          <w:p>
-            <w:r>
-              <w:rPr>
-                <w:b/>
-                <w:i w:val="0"/>
-                <w:sz w:val="16"/>
-              </w:rPr>
-              <w:t>S02</w:t>
-              <w:br/>
-            </w:r>
-            <w:r>
-              <w:rPr>
-                <w:b w:val="0"/>
-                <w:i w:val="0"/>
-                <w:color w:val="64748B"/>
-                <w:sz w:val="14"/>
-              </w:rPr>
-              <w:t>Éducation</w:t>
-            </w:r>
-          </w:p>
-        </w:tc>
-        <w:tc>
-          <w:tcPr>
-            <w:tcW w:type="dxa" w:w="1531"/>
-          </w:tcPr>
-          <w:p>
-            <w:r>
-              <w:rPr>
-                <w:b/>
-                <w:i w:val="0"/>
-                <w:color w:val="16A34A"/>
-                <w:sz w:val="16"/>
-              </w:rPr>
-              <w:t>—</w:t>
-            </w:r>
-          </w:p>
-        </w:tc>
-        <w:tc>
-          <w:tcPr>
-            <w:tcW w:type="dxa" w:w="1191"/>
-          </w:tcPr>
-          <w:p>
-            <w:r>
-              <w:rPr>
-                <w:b w:val="0"/>
-                <w:i w:val="0"/>
-                <w:color w:val="64748B"/>
-                <w:sz w:val="16"/>
-              </w:rPr>
-              <w:t>GT-CQ</w:t>
-            </w:r>
-          </w:p>
-        </w:tc>
-        <w:tc>
-          <w:tcPr>
-            <w:tcW w:type="dxa" w:w="4706"/>
-          </w:tcPr>
-          <w:p>
-            <w:r>
-              <w:rPr>
-                <w:b w:val="0"/>
-                <w:i w:val="0"/>
-                <w:sz w:val="17"/>
-              </w:rPr>
-              <w:t>veuillez, s'il vous plait, confirmer les frais de scolarité ( 1000 FCFA) payée de OUMAR BALDE avec le QG ou apporter les corrections nécessaires.</w:t>
             </w:r>
           </w:p>
         </w:tc>
